--- a/public/doc-templates/TA/persetujuan-dosbing (WiP).docx
+++ b/public/doc-templates/TA/persetujuan-dosbing (WiP).docx
@@ -488,7 +488,7 @@
           <w:sz w:val="24"/>
           <w:szCs w:val="24"/>
         </w:rPr>
-        <w:t>{nama_dosen1}</w:t>
+        <w:t xml:space="preserve">{nama_pembimbing}</w:t>
       </w:r>
     </w:p>
     <w:p>
@@ -520,7 +520,7 @@
           <w:sz w:val="24"/>
           <w:szCs w:val="24"/>
         </w:rPr>
-        <w:t xml:space="preserve"> {nip1}</w:t>
+        <w:t xml:space="preserve"> {nip_pembimbing}</w:t>
       </w:r>
     </w:p>
     <w:p>
@@ -919,7 +919,7 @@
                 <w:sz w:val="24"/>
                 <w:szCs w:val="24"/>
               </w:rPr>
-              <w:t xml:space="preserve"> {nip1}</w:t>
+              <w:t xml:space="preserve"> {nip_pembimbing}</w:t>
             </w:r>
           </w:p>
         </w:tc>
